--- a/Quotations/Jashan Vij/Quotation Without Budget.docx
+++ b/Quotations/Jashan Vij/Quotation Without Budget.docx
@@ -1019,57 +1019,7 @@
                   <w14:round/>
                 </w14:textOutline>
               </w:rPr>
-              <w:t xml:space="preserve"> </w:t>
-            </w:r>
-            <w:proofErr w:type="gramStart"/>
-            <w:r>
-              <w:rPr>
-                <w:rStyle w:val="IntenseEmphasis"/>
-                <w:rFonts w:eastAsia="Calibri Light"/>
-                <w:b w:val="0"/>
-                <w:bCs w:val="0"/>
-                <w:i w:val="0"/>
-                <w:iCs w:val="0"/>
-                <w:color w:val="000000" w:themeColor="text1"/>
-                <w:sz w:val="28"/>
-                <w:szCs w:val="28"/>
-                <w14:shadow w14:blurRad="38100" w14:dist="19050" w14:dir="2700000" w14:sx="100000" w14:sy="100000" w14:kx="0" w14:ky="0" w14:algn="tl">
-                  <w14:schemeClr w14:val="dk1">
-                    <w14:alpha w14:val="60000"/>
-                  </w14:schemeClr>
-                </w14:shadow>
-                <w14:textOutline w14:w="0" w14:cap="flat" w14:cmpd="sng" w14:algn="ctr">
-                  <w14:noFill/>
-                  <w14:prstDash w14:val="solid"/>
-                  <w14:round/>
-                </w14:textOutline>
-              </w:rPr>
-              <w:t>On</w:t>
-            </w:r>
-            <w:proofErr w:type="gramEnd"/>
-            <w:r>
-              <w:rPr>
-                <w:rStyle w:val="IntenseEmphasis"/>
-                <w:rFonts w:eastAsia="Calibri Light"/>
-                <w:b w:val="0"/>
-                <w:bCs w:val="0"/>
-                <w:i w:val="0"/>
-                <w:iCs w:val="0"/>
-                <w:color w:val="000000" w:themeColor="text1"/>
-                <w:sz w:val="28"/>
-                <w:szCs w:val="28"/>
-                <w14:shadow w14:blurRad="38100" w14:dist="19050" w14:dir="2700000" w14:sx="100000" w14:sy="100000" w14:kx="0" w14:ky="0" w14:algn="tl">
-                  <w14:schemeClr w14:val="dk1">
-                    <w14:alpha w14:val="60000"/>
-                  </w14:schemeClr>
-                </w14:shadow>
-                <w14:textOutline w14:w="0" w14:cap="flat" w14:cmpd="sng" w14:algn="ctr">
-                  <w14:noFill/>
-                  <w14:prstDash w14:val="solid"/>
-                  <w14:round/>
-                </w14:textOutline>
-              </w:rPr>
-              <w:t xml:space="preserve"> Stand</w:t>
+              <w:t xml:space="preserve"> On Stand</w:t>
             </w:r>
             <w:r>
               <w:rPr>
@@ -2287,59 +2237,7 @@
                   <w14:round/>
                 </w14:textOutline>
               </w:rPr>
-              <w:t xml:space="preserve"> </w:t>
-            </w:r>
-            <w:proofErr w:type="spellStart"/>
-            <w:r>
-              <w:rPr>
-                <w:rStyle w:val="IntenseEmphasis"/>
-                <w:rFonts w:eastAsia="Calibri Light"/>
-                <w:b w:val="0"/>
-                <w:bCs w:val="0"/>
-                <w:i w:val="0"/>
-                <w:iCs w:val="0"/>
-                <w:color w:val="000000" w:themeColor="text1"/>
-                <w:sz w:val="28"/>
-                <w:szCs w:val="28"/>
-                <w:highlight w:val="yellow"/>
-                <w14:shadow w14:blurRad="38100" w14:dist="19050" w14:dir="2700000" w14:sx="100000" w14:sy="100000" w14:kx="0" w14:ky="0" w14:algn="tl">
-                  <w14:schemeClr w14:val="dk1">
-                    <w14:alpha w14:val="60000"/>
-                  </w14:schemeClr>
-                </w14:shadow>
-                <w14:textOutline w14:w="0" w14:cap="flat" w14:cmpd="sng" w14:algn="ctr">
-                  <w14:noFill/>
-                  <w14:prstDash w14:val="solid"/>
-                  <w14:round/>
-                </w14:textOutline>
-              </w:rPr>
-              <w:t>Axient</w:t>
-            </w:r>
-            <w:proofErr w:type="spellEnd"/>
-            <w:r>
-              <w:rPr>
-                <w:rStyle w:val="IntenseEmphasis"/>
-                <w:rFonts w:eastAsia="Calibri Light"/>
-                <w:b w:val="0"/>
-                <w:bCs w:val="0"/>
-                <w:i w:val="0"/>
-                <w:iCs w:val="0"/>
-                <w:color w:val="000000" w:themeColor="text1"/>
-                <w:sz w:val="28"/>
-                <w:szCs w:val="28"/>
-                <w:highlight w:val="yellow"/>
-                <w14:shadow w14:blurRad="38100" w14:dist="19050" w14:dir="2700000" w14:sx="100000" w14:sy="100000" w14:kx="0" w14:ky="0" w14:algn="tl">
-                  <w14:schemeClr w14:val="dk1">
-                    <w14:alpha w14:val="60000"/>
-                  </w14:schemeClr>
-                </w14:shadow>
-                <w14:textOutline w14:w="0" w14:cap="flat" w14:cmpd="sng" w14:algn="ctr">
-                  <w14:noFill/>
-                  <w14:prstDash w14:val="solid"/>
-                  <w14:round/>
-                </w14:textOutline>
-              </w:rPr>
-              <w:t xml:space="preserve"> &amp; Sennheiser 6000</w:t>
+              <w:t xml:space="preserve"> Axient &amp; Sennheiser 6000</w:t>
             </w:r>
             <w:r>
               <w:rPr>
@@ -2468,57 +2366,7 @@
                   <w14:round/>
                 </w14:textOutline>
               </w:rPr>
-              <w:t xml:space="preserve"> </w:t>
-            </w:r>
-            <w:proofErr w:type="gramStart"/>
-            <w:r>
-              <w:rPr>
-                <w:rStyle w:val="IntenseEmphasis"/>
-                <w:rFonts w:eastAsia="Calibri Light"/>
-                <w:b w:val="0"/>
-                <w:bCs w:val="0"/>
-                <w:i w:val="0"/>
-                <w:iCs w:val="0"/>
-                <w:color w:val="000000" w:themeColor="text1"/>
-                <w:sz w:val="28"/>
-                <w:szCs w:val="28"/>
-                <w14:shadow w14:blurRad="38100" w14:dist="19050" w14:dir="2700000" w14:sx="100000" w14:sy="100000" w14:kx="0" w14:ky="0" w14:algn="tl">
-                  <w14:schemeClr w14:val="dk1">
-                    <w14:alpha w14:val="60000"/>
-                  </w14:schemeClr>
-                </w14:shadow>
-                <w14:textOutline w14:w="0" w14:cap="flat" w14:cmpd="sng" w14:algn="ctr">
-                  <w14:noFill/>
-                  <w14:prstDash w14:val="solid"/>
-                  <w14:round/>
-                </w14:textOutline>
-              </w:rPr>
-              <w:t>Or</w:t>
-            </w:r>
-            <w:proofErr w:type="gramEnd"/>
-            <w:r>
-              <w:rPr>
-                <w:rStyle w:val="IntenseEmphasis"/>
-                <w:rFonts w:eastAsia="Calibri Light"/>
-                <w:b w:val="0"/>
-                <w:bCs w:val="0"/>
-                <w:i w:val="0"/>
-                <w:iCs w:val="0"/>
-                <w:color w:val="000000" w:themeColor="text1"/>
-                <w:sz w:val="28"/>
-                <w:szCs w:val="28"/>
-                <w14:shadow w14:blurRad="38100" w14:dist="19050" w14:dir="2700000" w14:sx="100000" w14:sy="100000" w14:kx="0" w14:ky="0" w14:algn="tl">
-                  <w14:schemeClr w14:val="dk1">
-                    <w14:alpha w14:val="60000"/>
-                  </w14:schemeClr>
-                </w14:shadow>
-                <w14:textOutline w14:w="0" w14:cap="flat" w14:cmpd="sng" w14:algn="ctr">
-                  <w14:noFill/>
-                  <w14:prstDash w14:val="solid"/>
-                  <w14:round/>
-                </w14:textOutline>
-              </w:rPr>
-              <w:t xml:space="preserve"> Led</w:t>
+              <w:t xml:space="preserve"> Or Led</w:t>
             </w:r>
             <w:r>
               <w:rPr>
@@ -2922,57 +2770,7 @@
                   <w14:round/>
                 </w14:textOutline>
               </w:rPr>
-              <w:t xml:space="preserve">Professional DJ Jockey [In House </w:t>
-            </w:r>
-            <w:proofErr w:type="gramStart"/>
-            <w:r>
-              <w:rPr>
-                <w:rStyle w:val="IntenseEmphasis"/>
-                <w:rFonts w:eastAsia="Calibri Light"/>
-                <w:b w:val="0"/>
-                <w:bCs w:val="0"/>
-                <w:i w:val="0"/>
-                <w:iCs w:val="0"/>
-                <w:color w:val="000000" w:themeColor="text1"/>
-                <w:sz w:val="28"/>
-                <w:szCs w:val="28"/>
-                <w14:shadow w14:blurRad="38100" w14:dist="19050" w14:dir="2700000" w14:sx="100000" w14:sy="100000" w14:kx="0" w14:ky="0" w14:algn="tl">
-                  <w14:schemeClr w14:val="dk1">
-                    <w14:alpha w14:val="60000"/>
-                  </w14:schemeClr>
-                </w14:shadow>
-                <w14:textOutline w14:w="0" w14:cap="flat" w14:cmpd="sng" w14:algn="ctr">
-                  <w14:noFill/>
-                  <w14:prstDash w14:val="solid"/>
-                  <w14:round/>
-                </w14:textOutline>
-              </w:rPr>
-              <w:t>For</w:t>
-            </w:r>
-            <w:proofErr w:type="gramEnd"/>
-            <w:r>
-              <w:rPr>
-                <w:rStyle w:val="IntenseEmphasis"/>
-                <w:rFonts w:eastAsia="Calibri Light"/>
-                <w:b w:val="0"/>
-                <w:bCs w:val="0"/>
-                <w:i w:val="0"/>
-                <w:iCs w:val="0"/>
-                <w:color w:val="000000" w:themeColor="text1"/>
-                <w:sz w:val="28"/>
-                <w:szCs w:val="28"/>
-                <w14:shadow w14:blurRad="38100" w14:dist="19050" w14:dir="2700000" w14:sx="100000" w14:sy="100000" w14:kx="0" w14:ky="0" w14:algn="tl">
-                  <w14:schemeClr w14:val="dk1">
-                    <w14:alpha w14:val="60000"/>
-                  </w14:schemeClr>
-                </w14:shadow>
-                <w14:textOutline w14:w="0" w14:cap="flat" w14:cmpd="sng" w14:algn="ctr">
-                  <w14:noFill/>
-                  <w14:prstDash w14:val="solid"/>
-                  <w14:round/>
-                </w14:textOutline>
-              </w:rPr>
-              <w:t xml:space="preserve"> Backup]</w:t>
+              <w:t>Professional DJ Jockey [In House For Backup]</w:t>
             </w:r>
           </w:p>
           <w:p>
@@ -3368,7 +3166,7 @@
                   <w14:round/>
                 </w14:textOutline>
               </w:rPr>
-              <w:t>x20] With Stairs &amp; Carpet [Red]</w:t>
+              <w:t>x20] With Stairs &amp; Carpet</w:t>
             </w:r>
           </w:p>
         </w:tc>
@@ -3538,57 +3336,7 @@
                   <w14:round/>
                 </w14:textOutline>
               </w:rPr>
-              <w:t xml:space="preserve">2 Pole Truss </w:t>
-            </w:r>
-            <w:proofErr w:type="gramStart"/>
-            <w:r>
-              <w:rPr>
-                <w:rStyle w:val="IntenseEmphasis"/>
-                <w:rFonts w:eastAsia="Calibri Light"/>
-                <w:b w:val="0"/>
-                <w:bCs w:val="0"/>
-                <w:i w:val="0"/>
-                <w:iCs w:val="0"/>
-                <w:color w:val="000000" w:themeColor="text1"/>
-                <w:sz w:val="28"/>
-                <w:szCs w:val="28"/>
-                <w14:shadow w14:blurRad="38100" w14:dist="19050" w14:dir="2700000" w14:sx="100000" w14:sy="100000" w14:kx="0" w14:ky="0" w14:algn="tl">
-                  <w14:schemeClr w14:val="dk1">
-                    <w14:alpha w14:val="60000"/>
-                  </w14:schemeClr>
-                </w14:shadow>
-                <w14:textOutline w14:w="0" w14:cap="flat" w14:cmpd="sng" w14:algn="ctr">
-                  <w14:noFill/>
-                  <w14:prstDash w14:val="solid"/>
-                  <w14:round/>
-                </w14:textOutline>
-              </w:rPr>
-              <w:t>With</w:t>
-            </w:r>
-            <w:proofErr w:type="gramEnd"/>
-            <w:r>
-              <w:rPr>
-                <w:rStyle w:val="IntenseEmphasis"/>
-                <w:rFonts w:eastAsia="Calibri Light"/>
-                <w:b w:val="0"/>
-                <w:bCs w:val="0"/>
-                <w:i w:val="0"/>
-                <w:iCs w:val="0"/>
-                <w:color w:val="000000" w:themeColor="text1"/>
-                <w:sz w:val="28"/>
-                <w:szCs w:val="28"/>
-                <w14:shadow w14:blurRad="38100" w14:dist="19050" w14:dir="2700000" w14:sx="100000" w14:sy="100000" w14:kx="0" w14:ky="0" w14:algn="tl">
-                  <w14:schemeClr w14:val="dk1">
-                    <w14:alpha w14:val="60000"/>
-                  </w14:schemeClr>
-                </w14:shadow>
-                <w14:textOutline w14:w="0" w14:cap="flat" w14:cmpd="sng" w14:algn="ctr">
-                  <w14:noFill/>
-                  <w14:prstDash w14:val="solid"/>
-                  <w14:round/>
-                </w14:textOutline>
-              </w:rPr>
-              <w:t xml:space="preserve"> Masking</w:t>
+              <w:t>2 Pole Truss With Masking</w:t>
             </w:r>
           </w:p>
           <w:p>
@@ -3746,31 +3494,7 @@
                   <w14:round/>
                 </w14:textOutline>
               </w:rPr>
-              <w:t xml:space="preserve">Professional </w:t>
-            </w:r>
-            <w:r>
-              <w:rPr>
-                <w:rStyle w:val="IntenseEmphasis"/>
-                <w:rFonts w:eastAsia="Calibri Light"/>
-                <w:b w:val="0"/>
-                <w:bCs w:val="0"/>
-                <w:i w:val="0"/>
-                <w:iCs w:val="0"/>
-                <w:color w:val="000000" w:themeColor="text1"/>
-                <w:sz w:val="28"/>
-                <w:szCs w:val="28"/>
-                <w14:shadow w14:blurRad="38100" w14:dist="19050" w14:dir="2700000" w14:sx="100000" w14:sy="100000" w14:kx="0" w14:ky="0" w14:algn="tl">
-                  <w14:schemeClr w14:val="dk1">
-                    <w14:alpha w14:val="60000"/>
-                  </w14:schemeClr>
-                </w14:shadow>
-                <w14:textOutline w14:w="0" w14:cap="flat" w14:cmpd="sng" w14:algn="ctr">
-                  <w14:noFill/>
-                  <w14:prstDash w14:val="solid"/>
-                  <w14:round/>
-                </w14:textOutline>
-              </w:rPr>
-              <w:t>Light Operator</w:t>
+              <w:t>Professional Light Operator</w:t>
             </w:r>
           </w:p>
         </w:tc>
@@ -4040,57 +3764,7 @@
                   <w14:round/>
                 </w14:textOutline>
               </w:rPr>
-              <w:t xml:space="preserve">0 </w:t>
-            </w:r>
-            <w:proofErr w:type="spellStart"/>
-            <w:r>
-              <w:rPr>
-                <w:rStyle w:val="IntenseEmphasis"/>
-                <w:rFonts w:eastAsia="Calibri Light"/>
-                <w:b w:val="0"/>
-                <w:bCs w:val="0"/>
-                <w:i w:val="0"/>
-                <w:iCs w:val="0"/>
-                <w:color w:val="000000" w:themeColor="text1"/>
-                <w:sz w:val="28"/>
-                <w:szCs w:val="28"/>
-                <w14:shadow w14:blurRad="38100" w14:dist="19050" w14:dir="2700000" w14:sx="100000" w14:sy="100000" w14:kx="0" w14:ky="0" w14:algn="tl">
-                  <w14:schemeClr w14:val="dk1">
-                    <w14:alpha w14:val="60000"/>
-                  </w14:schemeClr>
-                </w14:shadow>
-                <w14:textOutline w14:w="0" w14:cap="flat" w14:cmpd="sng" w14:algn="ctr">
-                  <w14:noFill/>
-                  <w14:prstDash w14:val="solid"/>
-                  <w14:round/>
-                </w14:textOutline>
-              </w:rPr>
-              <w:t>Sq.Ft</w:t>
-            </w:r>
-            <w:proofErr w:type="spellEnd"/>
-            <w:r>
-              <w:rPr>
-                <w:rStyle w:val="IntenseEmphasis"/>
-                <w:rFonts w:eastAsia="Calibri Light"/>
-                <w:b w:val="0"/>
-                <w:bCs w:val="0"/>
-                <w:i w:val="0"/>
-                <w:iCs w:val="0"/>
-                <w:color w:val="000000" w:themeColor="text1"/>
-                <w:sz w:val="28"/>
-                <w:szCs w:val="28"/>
-                <w14:shadow w14:blurRad="38100" w14:dist="19050" w14:dir="2700000" w14:sx="100000" w14:sy="100000" w14:kx="0" w14:ky="0" w14:algn="tl">
-                  <w14:schemeClr w14:val="dk1">
-                    <w14:alpha w14:val="60000"/>
-                  </w14:schemeClr>
-                </w14:shadow>
-                <w14:textOutline w14:w="0" w14:cap="flat" w14:cmpd="sng" w14:algn="ctr">
-                  <w14:noFill/>
-                  <w14:prstDash w14:val="solid"/>
-                  <w14:round/>
-                </w14:textOutline>
-              </w:rPr>
-              <w:t>.] With Professional Video Jockey</w:t>
+              <w:t>0 Sq.Ft.] With Professional Video Jockey</w:t>
             </w:r>
           </w:p>
         </w:tc>
@@ -4444,7 +4118,6 @@
               </w:rPr>
               <w:t xml:space="preserve"> </w:t>
             </w:r>
-            <w:proofErr w:type="gramStart"/>
             <w:r>
               <w:rPr>
                 <w:rStyle w:val="IntenseEmphasis"/>
@@ -4455,20 +4128,7 @@
                 <w:sz w:val="28"/>
                 <w:szCs w:val="28"/>
               </w:rPr>
-              <w:t>On</w:t>
-            </w:r>
-            <w:proofErr w:type="gramEnd"/>
-            <w:r>
-              <w:rPr>
-                <w:rStyle w:val="IntenseEmphasis"/>
-                <w:rFonts w:eastAsia="Calibri Light"/>
-                <w:i w:val="0"/>
-                <w:iCs w:val="0"/>
-                <w:color w:val="ED7D31" w:themeColor="accent2"/>
-                <w:sz w:val="28"/>
-                <w:szCs w:val="28"/>
-              </w:rPr>
-              <w:t xml:space="preserve"> Entry</w:t>
+              <w:t>On Entry</w:t>
             </w:r>
           </w:p>
           <w:p>
@@ -4643,45 +4303,7 @@
                 <w:sz w:val="28"/>
                 <w:szCs w:val="28"/>
               </w:rPr>
-              <w:t xml:space="preserve"> </w:t>
-            </w:r>
-            <w:proofErr w:type="gramStart"/>
-            <w:r>
-              <w:rPr>
-                <w:rStyle w:val="IntenseEmphasis"/>
-                <w:rFonts w:eastAsia="Calibri Light"/>
-                <w:i w:val="0"/>
-                <w:iCs w:val="0"/>
-                <w:color w:val="ED7D31" w:themeColor="accent2"/>
-                <w:sz w:val="28"/>
-                <w:szCs w:val="28"/>
-              </w:rPr>
-              <w:t>On</w:t>
-            </w:r>
-            <w:proofErr w:type="gramEnd"/>
-            <w:r>
-              <w:rPr>
-                <w:rStyle w:val="IntenseEmphasis"/>
-                <w:rFonts w:eastAsia="Calibri Light"/>
-                <w:i w:val="0"/>
-                <w:iCs w:val="0"/>
-                <w:color w:val="ED7D31" w:themeColor="accent2"/>
-                <w:sz w:val="28"/>
-                <w:szCs w:val="28"/>
-              </w:rPr>
-              <w:t xml:space="preserve"> </w:t>
-            </w:r>
-            <w:r>
-              <w:rPr>
-                <w:rStyle w:val="IntenseEmphasis"/>
-                <w:rFonts w:eastAsia="Calibri Light"/>
-                <w:i w:val="0"/>
-                <w:iCs w:val="0"/>
-                <w:color w:val="ED7D31" w:themeColor="accent2"/>
-                <w:sz w:val="28"/>
-                <w:szCs w:val="28"/>
-              </w:rPr>
-              <w:t>Ring Exchange</w:t>
+              <w:t xml:space="preserve"> On Ring Exchange</w:t>
             </w:r>
           </w:p>
           <w:p>
@@ -4910,33 +4532,7 @@
                 <w:sz w:val="28"/>
                 <w:szCs w:val="28"/>
               </w:rPr>
-              <w:t xml:space="preserve"> </w:t>
-            </w:r>
-            <w:proofErr w:type="gramStart"/>
-            <w:r>
-              <w:rPr>
-                <w:rStyle w:val="IntenseEmphasis"/>
-                <w:rFonts w:eastAsia="Calibri Light"/>
-                <w:i w:val="0"/>
-                <w:iCs w:val="0"/>
-                <w:color w:val="ED7D31" w:themeColor="accent2"/>
-                <w:sz w:val="28"/>
-                <w:szCs w:val="28"/>
-              </w:rPr>
-              <w:t>For</w:t>
-            </w:r>
-            <w:proofErr w:type="gramEnd"/>
-            <w:r>
-              <w:rPr>
-                <w:rStyle w:val="IntenseEmphasis"/>
-                <w:rFonts w:eastAsia="Calibri Light"/>
-                <w:i w:val="0"/>
-                <w:iCs w:val="0"/>
-                <w:color w:val="ED7D31" w:themeColor="accent2"/>
-                <w:sz w:val="28"/>
-                <w:szCs w:val="28"/>
-              </w:rPr>
-              <w:t xml:space="preserve"> Performances &amp; Band</w:t>
+              <w:t xml:space="preserve"> For Performances &amp; Band</w:t>
             </w:r>
           </w:p>
           <w:p>
@@ -7256,33 +6852,7 @@
                 <w:sz w:val="28"/>
                 <w:szCs w:val="28"/>
               </w:rPr>
-              <w:t xml:space="preserve"> </w:t>
-            </w:r>
-            <w:proofErr w:type="gramStart"/>
-            <w:r>
-              <w:rPr>
-                <w:rStyle w:val="IntenseEmphasis"/>
-                <w:rFonts w:eastAsia="Calibri Light"/>
-                <w:i w:val="0"/>
-                <w:iCs w:val="0"/>
-                <w:color w:val="ED7D31" w:themeColor="accent2"/>
-                <w:sz w:val="28"/>
-                <w:szCs w:val="28"/>
-              </w:rPr>
-              <w:t>For</w:t>
-            </w:r>
-            <w:proofErr w:type="gramEnd"/>
-            <w:r>
-              <w:rPr>
-                <w:rStyle w:val="IntenseEmphasis"/>
-                <w:rFonts w:eastAsia="Calibri Light"/>
-                <w:i w:val="0"/>
-                <w:iCs w:val="0"/>
-                <w:color w:val="ED7D31" w:themeColor="accent2"/>
-                <w:sz w:val="28"/>
-                <w:szCs w:val="28"/>
-              </w:rPr>
-              <w:t xml:space="preserve"> Entry </w:t>
+              <w:t xml:space="preserve"> For Entry </w:t>
             </w:r>
           </w:p>
           <w:p>
@@ -8612,59 +8182,7 @@
                   <w14:round/>
                 </w14:textOutline>
               </w:rPr>
-              <w:t xml:space="preserve"> </w:t>
-            </w:r>
-            <w:proofErr w:type="spellStart"/>
-            <w:r>
-              <w:rPr>
-                <w:rStyle w:val="IntenseEmphasis"/>
-                <w:rFonts w:eastAsia="Calibri Light"/>
-                <w:b w:val="0"/>
-                <w:bCs w:val="0"/>
-                <w:i w:val="0"/>
-                <w:iCs w:val="0"/>
-                <w:color w:val="000000" w:themeColor="text1"/>
-                <w:sz w:val="28"/>
-                <w:szCs w:val="28"/>
-                <w:highlight w:val="yellow"/>
-                <w14:shadow w14:blurRad="38100" w14:dist="19050" w14:dir="2700000" w14:sx="100000" w14:sy="100000" w14:kx="0" w14:ky="0" w14:algn="tl">
-                  <w14:schemeClr w14:val="dk1">
-                    <w14:alpha w14:val="60000"/>
-                  </w14:schemeClr>
-                </w14:shadow>
-                <w14:textOutline w14:w="0" w14:cap="flat" w14:cmpd="sng" w14:algn="ctr">
-                  <w14:noFill/>
-                  <w14:prstDash w14:val="solid"/>
-                  <w14:round/>
-                </w14:textOutline>
-              </w:rPr>
-              <w:t>Axient</w:t>
-            </w:r>
-            <w:proofErr w:type="spellEnd"/>
-            <w:r>
-              <w:rPr>
-                <w:rStyle w:val="IntenseEmphasis"/>
-                <w:rFonts w:eastAsia="Calibri Light"/>
-                <w:b w:val="0"/>
-                <w:bCs w:val="0"/>
-                <w:i w:val="0"/>
-                <w:iCs w:val="0"/>
-                <w:color w:val="000000" w:themeColor="text1"/>
-                <w:sz w:val="28"/>
-                <w:szCs w:val="28"/>
-                <w:highlight w:val="yellow"/>
-                <w14:shadow w14:blurRad="38100" w14:dist="19050" w14:dir="2700000" w14:sx="100000" w14:sy="100000" w14:kx="0" w14:ky="0" w14:algn="tl">
-                  <w14:schemeClr w14:val="dk1">
-                    <w14:alpha w14:val="60000"/>
-                  </w14:schemeClr>
-                </w14:shadow>
-                <w14:textOutline w14:w="0" w14:cap="flat" w14:cmpd="sng" w14:algn="ctr">
-                  <w14:noFill/>
-                  <w14:prstDash w14:val="solid"/>
-                  <w14:round/>
-                </w14:textOutline>
-              </w:rPr>
-              <w:t xml:space="preserve"> &amp; Sennheiser 6000</w:t>
+              <w:t xml:space="preserve"> Axient &amp; Sennheiser 6000</w:t>
             </w:r>
             <w:r>
               <w:rPr>
@@ -9555,81 +9073,31 @@
                   <w14:round/>
                 </w14:textOutline>
               </w:rPr>
-              <w:t xml:space="preserve">T </w:t>
-            </w:r>
-            <w:proofErr w:type="gramStart"/>
-            <w:r>
-              <w:rPr>
-                <w:rStyle w:val="IntenseEmphasis"/>
-                <w:rFonts w:eastAsia="Calibri Light"/>
-                <w:b w:val="0"/>
-                <w:bCs w:val="0"/>
-                <w:i w:val="0"/>
-                <w:iCs w:val="0"/>
-                <w:color w:val="000000" w:themeColor="text1"/>
-                <w:sz w:val="28"/>
-                <w:szCs w:val="28"/>
-                <w14:shadow w14:blurRad="38100" w14:dist="19050" w14:dir="2700000" w14:sx="100000" w14:sy="100000" w14:kx="0" w14:ky="0" w14:algn="tl">
-                  <w14:schemeClr w14:val="dk1">
-                    <w14:alpha w14:val="60000"/>
-                  </w14:schemeClr>
-                </w14:shadow>
-                <w14:textOutline w14:w="0" w14:cap="flat" w14:cmpd="sng" w14:algn="ctr">
-                  <w14:noFill/>
-                  <w14:prstDash w14:val="solid"/>
-                  <w14:round/>
-                </w14:textOutline>
-              </w:rPr>
-              <w:t>Trusses</w:t>
-            </w:r>
-            <w:r>
-              <w:rPr>
-                <w:rStyle w:val="IntenseEmphasis"/>
-                <w:rFonts w:eastAsia="Calibri Light"/>
-                <w:b w:val="0"/>
-                <w:bCs w:val="0"/>
-                <w:i w:val="0"/>
-                <w:iCs w:val="0"/>
-                <w:color w:val="000000" w:themeColor="text1"/>
-                <w:sz w:val="28"/>
-                <w:szCs w:val="28"/>
-                <w14:shadow w14:blurRad="38100" w14:dist="19050" w14:dir="2700000" w14:sx="100000" w14:sy="100000" w14:kx="0" w14:ky="0" w14:algn="tl">
-                  <w14:schemeClr w14:val="dk1">
-                    <w14:alpha w14:val="60000"/>
-                  </w14:schemeClr>
-                </w14:shadow>
-                <w14:textOutline w14:w="0" w14:cap="flat" w14:cmpd="sng" w14:algn="ctr">
-                  <w14:noFill/>
-                  <w14:prstDash w14:val="solid"/>
-                  <w14:round/>
-                </w14:textOutline>
-              </w:rPr>
-              <w:t>(</w:t>
-            </w:r>
-            <w:proofErr w:type="gramEnd"/>
-            <w:r>
-              <w:rPr>
-                <w:rStyle w:val="IntenseEmphasis"/>
-                <w:rFonts w:eastAsia="Calibri Light"/>
-                <w:b w:val="0"/>
-                <w:bCs w:val="0"/>
-                <w:i w:val="0"/>
-                <w:iCs w:val="0"/>
-                <w:color w:val="000000" w:themeColor="text1"/>
-                <w:sz w:val="28"/>
-                <w:szCs w:val="28"/>
-                <w14:shadow w14:blurRad="38100" w14:dist="19050" w14:dir="2700000" w14:sx="100000" w14:sy="100000" w14:kx="0" w14:ky="0" w14:algn="tl">
-                  <w14:schemeClr w14:val="dk1">
-                    <w14:alpha w14:val="60000"/>
-                  </w14:schemeClr>
-                </w14:shadow>
-                <w14:textOutline w14:w="0" w14:cap="flat" w14:cmpd="sng" w14:algn="ctr">
-                  <w14:noFill/>
-                  <w14:prstDash w14:val="solid"/>
-                  <w14:round/>
-                </w14:textOutline>
-              </w:rPr>
-              <w:t>2)</w:t>
+              <w:t>T Trusses</w:t>
+            </w:r>
+            <w:r>
+              <w:rPr>
+                <w:rStyle w:val="IntenseEmphasis"/>
+                <w:rFonts w:eastAsia="Calibri Light"/>
+                <w:b w:val="0"/>
+                <w:bCs w:val="0"/>
+                <w:i w:val="0"/>
+                <w:iCs w:val="0"/>
+                <w:color w:val="000000" w:themeColor="text1"/>
+                <w:sz w:val="28"/>
+                <w:szCs w:val="28"/>
+                <w14:shadow w14:blurRad="38100" w14:dist="19050" w14:dir="2700000" w14:sx="100000" w14:sy="100000" w14:kx="0" w14:ky="0" w14:algn="tl">
+                  <w14:schemeClr w14:val="dk1">
+                    <w14:alpha w14:val="60000"/>
+                  </w14:schemeClr>
+                </w14:shadow>
+                <w14:textOutline w14:w="0" w14:cap="flat" w14:cmpd="sng" w14:algn="ctr">
+                  <w14:noFill/>
+                  <w14:prstDash w14:val="solid"/>
+                  <w14:round/>
+                </w14:textOutline>
+              </w:rPr>
+              <w:t>(2)</w:t>
             </w:r>
           </w:p>
           <w:p>
@@ -10138,33 +9606,7 @@
                 <w:sz w:val="28"/>
                 <w:szCs w:val="28"/>
               </w:rPr>
-              <w:t xml:space="preserve"> </w:t>
-            </w:r>
-            <w:proofErr w:type="gramStart"/>
-            <w:r>
-              <w:rPr>
-                <w:rStyle w:val="IntenseEmphasis"/>
-                <w:rFonts w:eastAsia="Calibri Light"/>
-                <w:i w:val="0"/>
-                <w:iCs w:val="0"/>
-                <w:color w:val="ED7D31" w:themeColor="accent2"/>
-                <w:sz w:val="28"/>
-                <w:szCs w:val="28"/>
-              </w:rPr>
-              <w:t>For</w:t>
-            </w:r>
-            <w:proofErr w:type="gramEnd"/>
-            <w:r>
-              <w:rPr>
-                <w:rStyle w:val="IntenseEmphasis"/>
-                <w:rFonts w:eastAsia="Calibri Light"/>
-                <w:i w:val="0"/>
-                <w:iCs w:val="0"/>
-                <w:color w:val="ED7D31" w:themeColor="accent2"/>
-                <w:sz w:val="28"/>
-                <w:szCs w:val="28"/>
-              </w:rPr>
-              <w:t xml:space="preserve"> Jaimala </w:t>
+              <w:t xml:space="preserve"> For Jaimala </w:t>
             </w:r>
           </w:p>
           <w:p>

--- a/Quotations/Jashan Vij/Quotation Without Budget.docx
+++ b/Quotations/Jashan Vij/Quotation Without Budget.docx
@@ -1019,7 +1019,57 @@
                   <w14:round/>
                 </w14:textOutline>
               </w:rPr>
-              <w:t xml:space="preserve"> On Stand</w:t>
+              <w:t xml:space="preserve"> </w:t>
+            </w:r>
+            <w:proofErr w:type="gramStart"/>
+            <w:r>
+              <w:rPr>
+                <w:rStyle w:val="IntenseEmphasis"/>
+                <w:rFonts w:eastAsia="Calibri Light"/>
+                <w:b w:val="0"/>
+                <w:bCs w:val="0"/>
+                <w:i w:val="0"/>
+                <w:iCs w:val="0"/>
+                <w:color w:val="000000" w:themeColor="text1"/>
+                <w:sz w:val="28"/>
+                <w:szCs w:val="28"/>
+                <w14:shadow w14:blurRad="38100" w14:dist="19050" w14:dir="2700000" w14:sx="100000" w14:sy="100000" w14:kx="0" w14:ky="0" w14:algn="tl">
+                  <w14:schemeClr w14:val="dk1">
+                    <w14:alpha w14:val="60000"/>
+                  </w14:schemeClr>
+                </w14:shadow>
+                <w14:textOutline w14:w="0" w14:cap="flat" w14:cmpd="sng" w14:algn="ctr">
+                  <w14:noFill/>
+                  <w14:prstDash w14:val="solid"/>
+                  <w14:round/>
+                </w14:textOutline>
+              </w:rPr>
+              <w:t>On</w:t>
+            </w:r>
+            <w:proofErr w:type="gramEnd"/>
+            <w:r>
+              <w:rPr>
+                <w:rStyle w:val="IntenseEmphasis"/>
+                <w:rFonts w:eastAsia="Calibri Light"/>
+                <w:b w:val="0"/>
+                <w:bCs w:val="0"/>
+                <w:i w:val="0"/>
+                <w:iCs w:val="0"/>
+                <w:color w:val="000000" w:themeColor="text1"/>
+                <w:sz w:val="28"/>
+                <w:szCs w:val="28"/>
+                <w14:shadow w14:blurRad="38100" w14:dist="19050" w14:dir="2700000" w14:sx="100000" w14:sy="100000" w14:kx="0" w14:ky="0" w14:algn="tl">
+                  <w14:schemeClr w14:val="dk1">
+                    <w14:alpha w14:val="60000"/>
+                  </w14:schemeClr>
+                </w14:shadow>
+                <w14:textOutline w14:w="0" w14:cap="flat" w14:cmpd="sng" w14:algn="ctr">
+                  <w14:noFill/>
+                  <w14:prstDash w14:val="solid"/>
+                  <w14:round/>
+                </w14:textOutline>
+              </w:rPr>
+              <w:t xml:space="preserve"> Stand</w:t>
             </w:r>
             <w:r>
               <w:rPr>
@@ -2237,7 +2287,59 @@
                   <w14:round/>
                 </w14:textOutline>
               </w:rPr>
-              <w:t xml:space="preserve"> Axient &amp; Sennheiser 6000</w:t>
+              <w:t xml:space="preserve"> </w:t>
+            </w:r>
+            <w:proofErr w:type="spellStart"/>
+            <w:r>
+              <w:rPr>
+                <w:rStyle w:val="IntenseEmphasis"/>
+                <w:rFonts w:eastAsia="Calibri Light"/>
+                <w:b w:val="0"/>
+                <w:bCs w:val="0"/>
+                <w:i w:val="0"/>
+                <w:iCs w:val="0"/>
+                <w:color w:val="000000" w:themeColor="text1"/>
+                <w:sz w:val="28"/>
+                <w:szCs w:val="28"/>
+                <w:highlight w:val="yellow"/>
+                <w14:shadow w14:blurRad="38100" w14:dist="19050" w14:dir="2700000" w14:sx="100000" w14:sy="100000" w14:kx="0" w14:ky="0" w14:algn="tl">
+                  <w14:schemeClr w14:val="dk1">
+                    <w14:alpha w14:val="60000"/>
+                  </w14:schemeClr>
+                </w14:shadow>
+                <w14:textOutline w14:w="0" w14:cap="flat" w14:cmpd="sng" w14:algn="ctr">
+                  <w14:noFill/>
+                  <w14:prstDash w14:val="solid"/>
+                  <w14:round/>
+                </w14:textOutline>
+              </w:rPr>
+              <w:t>Axient</w:t>
+            </w:r>
+            <w:proofErr w:type="spellEnd"/>
+            <w:r>
+              <w:rPr>
+                <w:rStyle w:val="IntenseEmphasis"/>
+                <w:rFonts w:eastAsia="Calibri Light"/>
+                <w:b w:val="0"/>
+                <w:bCs w:val="0"/>
+                <w:i w:val="0"/>
+                <w:iCs w:val="0"/>
+                <w:color w:val="000000" w:themeColor="text1"/>
+                <w:sz w:val="28"/>
+                <w:szCs w:val="28"/>
+                <w:highlight w:val="yellow"/>
+                <w14:shadow w14:blurRad="38100" w14:dist="19050" w14:dir="2700000" w14:sx="100000" w14:sy="100000" w14:kx="0" w14:ky="0" w14:algn="tl">
+                  <w14:schemeClr w14:val="dk1">
+                    <w14:alpha w14:val="60000"/>
+                  </w14:schemeClr>
+                </w14:shadow>
+                <w14:textOutline w14:w="0" w14:cap="flat" w14:cmpd="sng" w14:algn="ctr">
+                  <w14:noFill/>
+                  <w14:prstDash w14:val="solid"/>
+                  <w14:round/>
+                </w14:textOutline>
+              </w:rPr>
+              <w:t xml:space="preserve"> &amp; Sennheiser 6000</w:t>
             </w:r>
             <w:r>
               <w:rPr>
@@ -2366,7 +2468,57 @@
                   <w14:round/>
                 </w14:textOutline>
               </w:rPr>
-              <w:t xml:space="preserve"> Or Led</w:t>
+              <w:t xml:space="preserve"> </w:t>
+            </w:r>
+            <w:proofErr w:type="gramStart"/>
+            <w:r>
+              <w:rPr>
+                <w:rStyle w:val="IntenseEmphasis"/>
+                <w:rFonts w:eastAsia="Calibri Light"/>
+                <w:b w:val="0"/>
+                <w:bCs w:val="0"/>
+                <w:i w:val="0"/>
+                <w:iCs w:val="0"/>
+                <w:color w:val="000000" w:themeColor="text1"/>
+                <w:sz w:val="28"/>
+                <w:szCs w:val="28"/>
+                <w14:shadow w14:blurRad="38100" w14:dist="19050" w14:dir="2700000" w14:sx="100000" w14:sy="100000" w14:kx="0" w14:ky="0" w14:algn="tl">
+                  <w14:schemeClr w14:val="dk1">
+                    <w14:alpha w14:val="60000"/>
+                  </w14:schemeClr>
+                </w14:shadow>
+                <w14:textOutline w14:w="0" w14:cap="flat" w14:cmpd="sng" w14:algn="ctr">
+                  <w14:noFill/>
+                  <w14:prstDash w14:val="solid"/>
+                  <w14:round/>
+                </w14:textOutline>
+              </w:rPr>
+              <w:t>Or</w:t>
+            </w:r>
+            <w:proofErr w:type="gramEnd"/>
+            <w:r>
+              <w:rPr>
+                <w:rStyle w:val="IntenseEmphasis"/>
+                <w:rFonts w:eastAsia="Calibri Light"/>
+                <w:b w:val="0"/>
+                <w:bCs w:val="0"/>
+                <w:i w:val="0"/>
+                <w:iCs w:val="0"/>
+                <w:color w:val="000000" w:themeColor="text1"/>
+                <w:sz w:val="28"/>
+                <w:szCs w:val="28"/>
+                <w14:shadow w14:blurRad="38100" w14:dist="19050" w14:dir="2700000" w14:sx="100000" w14:sy="100000" w14:kx="0" w14:ky="0" w14:algn="tl">
+                  <w14:schemeClr w14:val="dk1">
+                    <w14:alpha w14:val="60000"/>
+                  </w14:schemeClr>
+                </w14:shadow>
+                <w14:textOutline w14:w="0" w14:cap="flat" w14:cmpd="sng" w14:algn="ctr">
+                  <w14:noFill/>
+                  <w14:prstDash w14:val="solid"/>
+                  <w14:round/>
+                </w14:textOutline>
+              </w:rPr>
+              <w:t xml:space="preserve"> Led</w:t>
             </w:r>
             <w:r>
               <w:rPr>
@@ -2770,7 +2922,57 @@
                   <w14:round/>
                 </w14:textOutline>
               </w:rPr>
-              <w:t>Professional DJ Jockey [In House For Backup]</w:t>
+              <w:t xml:space="preserve">Professional DJ Jockey [In House </w:t>
+            </w:r>
+            <w:proofErr w:type="gramStart"/>
+            <w:r>
+              <w:rPr>
+                <w:rStyle w:val="IntenseEmphasis"/>
+                <w:rFonts w:eastAsia="Calibri Light"/>
+                <w:b w:val="0"/>
+                <w:bCs w:val="0"/>
+                <w:i w:val="0"/>
+                <w:iCs w:val="0"/>
+                <w:color w:val="000000" w:themeColor="text1"/>
+                <w:sz w:val="28"/>
+                <w:szCs w:val="28"/>
+                <w14:shadow w14:blurRad="38100" w14:dist="19050" w14:dir="2700000" w14:sx="100000" w14:sy="100000" w14:kx="0" w14:ky="0" w14:algn="tl">
+                  <w14:schemeClr w14:val="dk1">
+                    <w14:alpha w14:val="60000"/>
+                  </w14:schemeClr>
+                </w14:shadow>
+                <w14:textOutline w14:w="0" w14:cap="flat" w14:cmpd="sng" w14:algn="ctr">
+                  <w14:noFill/>
+                  <w14:prstDash w14:val="solid"/>
+                  <w14:round/>
+                </w14:textOutline>
+              </w:rPr>
+              <w:t>For</w:t>
+            </w:r>
+            <w:proofErr w:type="gramEnd"/>
+            <w:r>
+              <w:rPr>
+                <w:rStyle w:val="IntenseEmphasis"/>
+                <w:rFonts w:eastAsia="Calibri Light"/>
+                <w:b w:val="0"/>
+                <w:bCs w:val="0"/>
+                <w:i w:val="0"/>
+                <w:iCs w:val="0"/>
+                <w:color w:val="000000" w:themeColor="text1"/>
+                <w:sz w:val="28"/>
+                <w:szCs w:val="28"/>
+                <w14:shadow w14:blurRad="38100" w14:dist="19050" w14:dir="2700000" w14:sx="100000" w14:sy="100000" w14:kx="0" w14:ky="0" w14:algn="tl">
+                  <w14:schemeClr w14:val="dk1">
+                    <w14:alpha w14:val="60000"/>
+                  </w14:schemeClr>
+                </w14:shadow>
+                <w14:textOutline w14:w="0" w14:cap="flat" w14:cmpd="sng" w14:algn="ctr">
+                  <w14:noFill/>
+                  <w14:prstDash w14:val="solid"/>
+                  <w14:round/>
+                </w14:textOutline>
+              </w:rPr>
+              <w:t xml:space="preserve"> Backup]</w:t>
             </w:r>
           </w:p>
           <w:p>
@@ -3336,7 +3538,57 @@
                   <w14:round/>
                 </w14:textOutline>
               </w:rPr>
-              <w:t>2 Pole Truss With Masking</w:t>
+              <w:t xml:space="preserve">2 Pole Truss </w:t>
+            </w:r>
+            <w:proofErr w:type="gramStart"/>
+            <w:r>
+              <w:rPr>
+                <w:rStyle w:val="IntenseEmphasis"/>
+                <w:rFonts w:eastAsia="Calibri Light"/>
+                <w:b w:val="0"/>
+                <w:bCs w:val="0"/>
+                <w:i w:val="0"/>
+                <w:iCs w:val="0"/>
+                <w:color w:val="000000" w:themeColor="text1"/>
+                <w:sz w:val="28"/>
+                <w:szCs w:val="28"/>
+                <w14:shadow w14:blurRad="38100" w14:dist="19050" w14:dir="2700000" w14:sx="100000" w14:sy="100000" w14:kx="0" w14:ky="0" w14:algn="tl">
+                  <w14:schemeClr w14:val="dk1">
+                    <w14:alpha w14:val="60000"/>
+                  </w14:schemeClr>
+                </w14:shadow>
+                <w14:textOutline w14:w="0" w14:cap="flat" w14:cmpd="sng" w14:algn="ctr">
+                  <w14:noFill/>
+                  <w14:prstDash w14:val="solid"/>
+                  <w14:round/>
+                </w14:textOutline>
+              </w:rPr>
+              <w:t>With</w:t>
+            </w:r>
+            <w:proofErr w:type="gramEnd"/>
+            <w:r>
+              <w:rPr>
+                <w:rStyle w:val="IntenseEmphasis"/>
+                <w:rFonts w:eastAsia="Calibri Light"/>
+                <w:b w:val="0"/>
+                <w:bCs w:val="0"/>
+                <w:i w:val="0"/>
+                <w:iCs w:val="0"/>
+                <w:color w:val="000000" w:themeColor="text1"/>
+                <w:sz w:val="28"/>
+                <w:szCs w:val="28"/>
+                <w14:shadow w14:blurRad="38100" w14:dist="19050" w14:dir="2700000" w14:sx="100000" w14:sy="100000" w14:kx="0" w14:ky="0" w14:algn="tl">
+                  <w14:schemeClr w14:val="dk1">
+                    <w14:alpha w14:val="60000"/>
+                  </w14:schemeClr>
+                </w14:shadow>
+                <w14:textOutline w14:w="0" w14:cap="flat" w14:cmpd="sng" w14:algn="ctr">
+                  <w14:noFill/>
+                  <w14:prstDash w14:val="solid"/>
+                  <w14:round/>
+                </w14:textOutline>
+              </w:rPr>
+              <w:t xml:space="preserve"> Masking</w:t>
             </w:r>
           </w:p>
           <w:p>
@@ -3764,7 +4016,57 @@
                   <w14:round/>
                 </w14:textOutline>
               </w:rPr>
-              <w:t>0 Sq.Ft.] With Professional Video Jockey</w:t>
+              <w:t xml:space="preserve">0 </w:t>
+            </w:r>
+            <w:proofErr w:type="spellStart"/>
+            <w:r>
+              <w:rPr>
+                <w:rStyle w:val="IntenseEmphasis"/>
+                <w:rFonts w:eastAsia="Calibri Light"/>
+                <w:b w:val="0"/>
+                <w:bCs w:val="0"/>
+                <w:i w:val="0"/>
+                <w:iCs w:val="0"/>
+                <w:color w:val="000000" w:themeColor="text1"/>
+                <w:sz w:val="28"/>
+                <w:szCs w:val="28"/>
+                <w14:shadow w14:blurRad="38100" w14:dist="19050" w14:dir="2700000" w14:sx="100000" w14:sy="100000" w14:kx="0" w14:ky="0" w14:algn="tl">
+                  <w14:schemeClr w14:val="dk1">
+                    <w14:alpha w14:val="60000"/>
+                  </w14:schemeClr>
+                </w14:shadow>
+                <w14:textOutline w14:w="0" w14:cap="flat" w14:cmpd="sng" w14:algn="ctr">
+                  <w14:noFill/>
+                  <w14:prstDash w14:val="solid"/>
+                  <w14:round/>
+                </w14:textOutline>
+              </w:rPr>
+              <w:t>Sq.Ft</w:t>
+            </w:r>
+            <w:proofErr w:type="spellEnd"/>
+            <w:r>
+              <w:rPr>
+                <w:rStyle w:val="IntenseEmphasis"/>
+                <w:rFonts w:eastAsia="Calibri Light"/>
+                <w:b w:val="0"/>
+                <w:bCs w:val="0"/>
+                <w:i w:val="0"/>
+                <w:iCs w:val="0"/>
+                <w:color w:val="000000" w:themeColor="text1"/>
+                <w:sz w:val="28"/>
+                <w:szCs w:val="28"/>
+                <w14:shadow w14:blurRad="38100" w14:dist="19050" w14:dir="2700000" w14:sx="100000" w14:sy="100000" w14:kx="0" w14:ky="0" w14:algn="tl">
+                  <w14:schemeClr w14:val="dk1">
+                    <w14:alpha w14:val="60000"/>
+                  </w14:schemeClr>
+                </w14:shadow>
+                <w14:textOutline w14:w="0" w14:cap="flat" w14:cmpd="sng" w14:algn="ctr">
+                  <w14:noFill/>
+                  <w14:prstDash w14:val="solid"/>
+                  <w14:round/>
+                </w14:textOutline>
+              </w:rPr>
+              <w:t>.] With Professional Video Jockey</w:t>
             </w:r>
           </w:p>
         </w:tc>
@@ -4118,6 +4420,7 @@
               </w:rPr>
               <w:t xml:space="preserve"> </w:t>
             </w:r>
+            <w:proofErr w:type="gramStart"/>
             <w:r>
               <w:rPr>
                 <w:rStyle w:val="IntenseEmphasis"/>
@@ -4128,7 +4431,20 @@
                 <w:sz w:val="28"/>
                 <w:szCs w:val="28"/>
               </w:rPr>
-              <w:t>On Entry</w:t>
+              <w:t>On</w:t>
+            </w:r>
+            <w:proofErr w:type="gramEnd"/>
+            <w:r>
+              <w:rPr>
+                <w:rStyle w:val="IntenseEmphasis"/>
+                <w:rFonts w:eastAsia="Calibri Light"/>
+                <w:i w:val="0"/>
+                <w:iCs w:val="0"/>
+                <w:color w:val="ED7D31" w:themeColor="accent2"/>
+                <w:sz w:val="28"/>
+                <w:szCs w:val="28"/>
+              </w:rPr>
+              <w:t xml:space="preserve"> Entry</w:t>
             </w:r>
           </w:p>
           <w:p>
@@ -4303,7 +4619,33 @@
                 <w:sz w:val="28"/>
                 <w:szCs w:val="28"/>
               </w:rPr>
-              <w:t xml:space="preserve"> On Ring Exchange</w:t>
+              <w:t xml:space="preserve"> </w:t>
+            </w:r>
+            <w:proofErr w:type="gramStart"/>
+            <w:r>
+              <w:rPr>
+                <w:rStyle w:val="IntenseEmphasis"/>
+                <w:rFonts w:eastAsia="Calibri Light"/>
+                <w:i w:val="0"/>
+                <w:iCs w:val="0"/>
+                <w:color w:val="ED7D31" w:themeColor="accent2"/>
+                <w:sz w:val="28"/>
+                <w:szCs w:val="28"/>
+              </w:rPr>
+              <w:t>On</w:t>
+            </w:r>
+            <w:proofErr w:type="gramEnd"/>
+            <w:r>
+              <w:rPr>
+                <w:rStyle w:val="IntenseEmphasis"/>
+                <w:rFonts w:eastAsia="Calibri Light"/>
+                <w:i w:val="0"/>
+                <w:iCs w:val="0"/>
+                <w:color w:val="ED7D31" w:themeColor="accent2"/>
+                <w:sz w:val="28"/>
+                <w:szCs w:val="28"/>
+              </w:rPr>
+              <w:t xml:space="preserve"> Ring Exchange</w:t>
             </w:r>
           </w:p>
           <w:p>
@@ -4532,7 +4874,33 @@
                 <w:sz w:val="28"/>
                 <w:szCs w:val="28"/>
               </w:rPr>
-              <w:t xml:space="preserve"> For Performances &amp; Band</w:t>
+              <w:t xml:space="preserve"> </w:t>
+            </w:r>
+            <w:proofErr w:type="gramStart"/>
+            <w:r>
+              <w:rPr>
+                <w:rStyle w:val="IntenseEmphasis"/>
+                <w:rFonts w:eastAsia="Calibri Light"/>
+                <w:i w:val="0"/>
+                <w:iCs w:val="0"/>
+                <w:color w:val="ED7D31" w:themeColor="accent2"/>
+                <w:sz w:val="28"/>
+                <w:szCs w:val="28"/>
+              </w:rPr>
+              <w:t>For</w:t>
+            </w:r>
+            <w:proofErr w:type="gramEnd"/>
+            <w:r>
+              <w:rPr>
+                <w:rStyle w:val="IntenseEmphasis"/>
+                <w:rFonts w:eastAsia="Calibri Light"/>
+                <w:i w:val="0"/>
+                <w:iCs w:val="0"/>
+                <w:color w:val="ED7D31" w:themeColor="accent2"/>
+                <w:sz w:val="28"/>
+                <w:szCs w:val="28"/>
+              </w:rPr>
+              <w:t xml:space="preserve"> Performances &amp; Band</w:t>
             </w:r>
           </w:p>
           <w:p>
@@ -6852,7 +7220,33 @@
                 <w:sz w:val="28"/>
                 <w:szCs w:val="28"/>
               </w:rPr>
-              <w:t xml:space="preserve"> For Entry </w:t>
+              <w:t xml:space="preserve"> </w:t>
+            </w:r>
+            <w:proofErr w:type="gramStart"/>
+            <w:r>
+              <w:rPr>
+                <w:rStyle w:val="IntenseEmphasis"/>
+                <w:rFonts w:eastAsia="Calibri Light"/>
+                <w:i w:val="0"/>
+                <w:iCs w:val="0"/>
+                <w:color w:val="ED7D31" w:themeColor="accent2"/>
+                <w:sz w:val="28"/>
+                <w:szCs w:val="28"/>
+              </w:rPr>
+              <w:t>For</w:t>
+            </w:r>
+            <w:proofErr w:type="gramEnd"/>
+            <w:r>
+              <w:rPr>
+                <w:rStyle w:val="IntenseEmphasis"/>
+                <w:rFonts w:eastAsia="Calibri Light"/>
+                <w:i w:val="0"/>
+                <w:iCs w:val="0"/>
+                <w:color w:val="ED7D31" w:themeColor="accent2"/>
+                <w:sz w:val="28"/>
+                <w:szCs w:val="28"/>
+              </w:rPr>
+              <w:t xml:space="preserve"> Entry </w:t>
             </w:r>
           </w:p>
           <w:p>
@@ -8182,7 +8576,59 @@
                   <w14:round/>
                 </w14:textOutline>
               </w:rPr>
-              <w:t xml:space="preserve"> Axient &amp; Sennheiser 6000</w:t>
+              <w:t xml:space="preserve"> </w:t>
+            </w:r>
+            <w:proofErr w:type="spellStart"/>
+            <w:r>
+              <w:rPr>
+                <w:rStyle w:val="IntenseEmphasis"/>
+                <w:rFonts w:eastAsia="Calibri Light"/>
+                <w:b w:val="0"/>
+                <w:bCs w:val="0"/>
+                <w:i w:val="0"/>
+                <w:iCs w:val="0"/>
+                <w:color w:val="000000" w:themeColor="text1"/>
+                <w:sz w:val="28"/>
+                <w:szCs w:val="28"/>
+                <w:highlight w:val="yellow"/>
+                <w14:shadow w14:blurRad="38100" w14:dist="19050" w14:dir="2700000" w14:sx="100000" w14:sy="100000" w14:kx="0" w14:ky="0" w14:algn="tl">
+                  <w14:schemeClr w14:val="dk1">
+                    <w14:alpha w14:val="60000"/>
+                  </w14:schemeClr>
+                </w14:shadow>
+                <w14:textOutline w14:w="0" w14:cap="flat" w14:cmpd="sng" w14:algn="ctr">
+                  <w14:noFill/>
+                  <w14:prstDash w14:val="solid"/>
+                  <w14:round/>
+                </w14:textOutline>
+              </w:rPr>
+              <w:t>Axient</w:t>
+            </w:r>
+            <w:proofErr w:type="spellEnd"/>
+            <w:r>
+              <w:rPr>
+                <w:rStyle w:val="IntenseEmphasis"/>
+                <w:rFonts w:eastAsia="Calibri Light"/>
+                <w:b w:val="0"/>
+                <w:bCs w:val="0"/>
+                <w:i w:val="0"/>
+                <w:iCs w:val="0"/>
+                <w:color w:val="000000" w:themeColor="text1"/>
+                <w:sz w:val="28"/>
+                <w:szCs w:val="28"/>
+                <w:highlight w:val="yellow"/>
+                <w14:shadow w14:blurRad="38100" w14:dist="19050" w14:dir="2700000" w14:sx="100000" w14:sy="100000" w14:kx="0" w14:ky="0" w14:algn="tl">
+                  <w14:schemeClr w14:val="dk1">
+                    <w14:alpha w14:val="60000"/>
+                  </w14:schemeClr>
+                </w14:shadow>
+                <w14:textOutline w14:w="0" w14:cap="flat" w14:cmpd="sng" w14:algn="ctr">
+                  <w14:noFill/>
+                  <w14:prstDash w14:val="solid"/>
+                  <w14:round/>
+                </w14:textOutline>
+              </w:rPr>
+              <w:t xml:space="preserve"> &amp; Sennheiser 6000</w:t>
             </w:r>
             <w:r>
               <w:rPr>
@@ -9073,31 +9519,81 @@
                   <w14:round/>
                 </w14:textOutline>
               </w:rPr>
-              <w:t>T Trusses</w:t>
-            </w:r>
-            <w:r>
-              <w:rPr>
-                <w:rStyle w:val="IntenseEmphasis"/>
-                <w:rFonts w:eastAsia="Calibri Light"/>
-                <w:b w:val="0"/>
-                <w:bCs w:val="0"/>
-                <w:i w:val="0"/>
-                <w:iCs w:val="0"/>
-                <w:color w:val="000000" w:themeColor="text1"/>
-                <w:sz w:val="28"/>
-                <w:szCs w:val="28"/>
-                <w14:shadow w14:blurRad="38100" w14:dist="19050" w14:dir="2700000" w14:sx="100000" w14:sy="100000" w14:kx="0" w14:ky="0" w14:algn="tl">
-                  <w14:schemeClr w14:val="dk1">
-                    <w14:alpha w14:val="60000"/>
-                  </w14:schemeClr>
-                </w14:shadow>
-                <w14:textOutline w14:w="0" w14:cap="flat" w14:cmpd="sng" w14:algn="ctr">
-                  <w14:noFill/>
-                  <w14:prstDash w14:val="solid"/>
-                  <w14:round/>
-                </w14:textOutline>
-              </w:rPr>
-              <w:t>(2)</w:t>
+              <w:t xml:space="preserve">T </w:t>
+            </w:r>
+            <w:proofErr w:type="gramStart"/>
+            <w:r>
+              <w:rPr>
+                <w:rStyle w:val="IntenseEmphasis"/>
+                <w:rFonts w:eastAsia="Calibri Light"/>
+                <w:b w:val="0"/>
+                <w:bCs w:val="0"/>
+                <w:i w:val="0"/>
+                <w:iCs w:val="0"/>
+                <w:color w:val="000000" w:themeColor="text1"/>
+                <w:sz w:val="28"/>
+                <w:szCs w:val="28"/>
+                <w14:shadow w14:blurRad="38100" w14:dist="19050" w14:dir="2700000" w14:sx="100000" w14:sy="100000" w14:kx="0" w14:ky="0" w14:algn="tl">
+                  <w14:schemeClr w14:val="dk1">
+                    <w14:alpha w14:val="60000"/>
+                  </w14:schemeClr>
+                </w14:shadow>
+                <w14:textOutline w14:w="0" w14:cap="flat" w14:cmpd="sng" w14:algn="ctr">
+                  <w14:noFill/>
+                  <w14:prstDash w14:val="solid"/>
+                  <w14:round/>
+                </w14:textOutline>
+              </w:rPr>
+              <w:t>Trusses</w:t>
+            </w:r>
+            <w:r>
+              <w:rPr>
+                <w:rStyle w:val="IntenseEmphasis"/>
+                <w:rFonts w:eastAsia="Calibri Light"/>
+                <w:b w:val="0"/>
+                <w:bCs w:val="0"/>
+                <w:i w:val="0"/>
+                <w:iCs w:val="0"/>
+                <w:color w:val="000000" w:themeColor="text1"/>
+                <w:sz w:val="28"/>
+                <w:szCs w:val="28"/>
+                <w14:shadow w14:blurRad="38100" w14:dist="19050" w14:dir="2700000" w14:sx="100000" w14:sy="100000" w14:kx="0" w14:ky="0" w14:algn="tl">
+                  <w14:schemeClr w14:val="dk1">
+                    <w14:alpha w14:val="60000"/>
+                  </w14:schemeClr>
+                </w14:shadow>
+                <w14:textOutline w14:w="0" w14:cap="flat" w14:cmpd="sng" w14:algn="ctr">
+                  <w14:noFill/>
+                  <w14:prstDash w14:val="solid"/>
+                  <w14:round/>
+                </w14:textOutline>
+              </w:rPr>
+              <w:t>(</w:t>
+            </w:r>
+            <w:proofErr w:type="gramEnd"/>
+            <w:r>
+              <w:rPr>
+                <w:rStyle w:val="IntenseEmphasis"/>
+                <w:rFonts w:eastAsia="Calibri Light"/>
+                <w:b w:val="0"/>
+                <w:bCs w:val="0"/>
+                <w:i w:val="0"/>
+                <w:iCs w:val="0"/>
+                <w:color w:val="000000" w:themeColor="text1"/>
+                <w:sz w:val="28"/>
+                <w:szCs w:val="28"/>
+                <w14:shadow w14:blurRad="38100" w14:dist="19050" w14:dir="2700000" w14:sx="100000" w14:sy="100000" w14:kx="0" w14:ky="0" w14:algn="tl">
+                  <w14:schemeClr w14:val="dk1">
+                    <w14:alpha w14:val="60000"/>
+                  </w14:schemeClr>
+                </w14:shadow>
+                <w14:textOutline w14:w="0" w14:cap="flat" w14:cmpd="sng" w14:algn="ctr">
+                  <w14:noFill/>
+                  <w14:prstDash w14:val="solid"/>
+                  <w14:round/>
+                </w14:textOutline>
+              </w:rPr>
+              <w:t>2)</w:t>
             </w:r>
           </w:p>
           <w:p>
@@ -9606,7 +10102,33 @@
                 <w:sz w:val="28"/>
                 <w:szCs w:val="28"/>
               </w:rPr>
-              <w:t xml:space="preserve"> For Jaimala </w:t>
+              <w:t xml:space="preserve"> </w:t>
+            </w:r>
+            <w:proofErr w:type="gramStart"/>
+            <w:r>
+              <w:rPr>
+                <w:rStyle w:val="IntenseEmphasis"/>
+                <w:rFonts w:eastAsia="Calibri Light"/>
+                <w:i w:val="0"/>
+                <w:iCs w:val="0"/>
+                <w:color w:val="ED7D31" w:themeColor="accent2"/>
+                <w:sz w:val="28"/>
+                <w:szCs w:val="28"/>
+              </w:rPr>
+              <w:t>For</w:t>
+            </w:r>
+            <w:proofErr w:type="gramEnd"/>
+            <w:r>
+              <w:rPr>
+                <w:rStyle w:val="IntenseEmphasis"/>
+                <w:rFonts w:eastAsia="Calibri Light"/>
+                <w:i w:val="0"/>
+                <w:iCs w:val="0"/>
+                <w:color w:val="ED7D31" w:themeColor="accent2"/>
+                <w:sz w:val="28"/>
+                <w:szCs w:val="28"/>
+              </w:rPr>
+              <w:t xml:space="preserve"> Jaimala </w:t>
             </w:r>
           </w:p>
           <w:p>
